--- a/Project2/Output_of_bloom_filter.docx
+++ b/Project2/Output_of_bloom_filter.docx
@@ -42,9 +42,9 @@
           <w:u w:val="single"/>
         </w:rPr>
         <w:drawing>
-          <wp:inline distT="0" distB="0" distL="0" distR="0" wp14:anchorId="0A884B8F" wp14:editId="3A406AB2">
-            <wp:extent cx="6153150" cy="1308100"/>
-            <wp:effectExtent l="0" t="0" r="0" b="6350"/>
+          <wp:inline distT="0" distB="0" distL="0" distR="0" wp14:anchorId="6CF548C4" wp14:editId="334A2AF6">
+            <wp:extent cx="6432550" cy="914400"/>
+            <wp:effectExtent l="0" t="0" r="6350" b="0"/>
             <wp:docPr id="1" name="Picture 1" descr="Text&#10;&#10;Description automatically generated"/>
             <wp:cNvGraphicFramePr>
               <a:graphicFrameLocks xmlns:a="http://schemas.openxmlformats.org/drawingml/2006/main" noChangeAspect="1"/>
@@ -65,7 +65,7 @@
                   <pic:spPr>
                     <a:xfrm>
                       <a:off x="0" y="0"/>
-                      <a:ext cx="6153471" cy="1308168"/>
+                      <a:ext cx="6432890" cy="914448"/>
                     </a:xfrm>
                     <a:prstGeom prst="rect">
                       <a:avLst/>
